--- a/DBMS/034_Hetuk_Patel.docx
+++ b/DBMS/034_Hetuk_Patel.docx
@@ -391,19 +391,8 @@
           <w:bCs/>
           <w:lang w:val="en-US"/>
         </w:rPr>
-        <w:t xml:space="preserve">2. Insert </w:t>
-      </w:r>
-      <w:proofErr w:type="gramStart"/>
-      <w:r>
-        <w:rPr>
-          <w:rFonts w:ascii="Times New Roman" w:hAnsi="Times New Roman" w:cs="Times New Roman"/>
-          <w:b/>
-          <w:bCs/>
-          <w:lang w:val="en-US"/>
-        </w:rPr>
-        <w:t>Data:-</w:t>
-      </w:r>
-      <w:proofErr w:type="gramEnd"/>
+        <w:t>2. Insert Data:-</w:t>
+      </w:r>
     </w:p>
     <w:p>
       <w:pPr>
@@ -732,9 +721,656 @@
           <w:lang w:val="en-US"/>
         </w:rPr>
       </w:pPr>
+      <w:r>
+        <w:rPr>
+          <w:rFonts w:ascii="Times New Roman" w:hAnsi="Times New Roman" w:cs="Times New Roman"/>
+          <w:b/>
+          <w:bCs/>
+          <w:lang w:val="en-US"/>
+        </w:rPr>
+        <w:br w:type="page"/>
+      </w:r>
+    </w:p>
+    <w:p>
+      <w:pPr>
+        <w:rPr>
+          <w:rFonts w:ascii="Times New Roman" w:hAnsi="Times New Roman" w:cs="Times New Roman"/>
+          <w:b/>
+          <w:bCs/>
+          <w:sz w:val="26"/>
+          <w:szCs w:val="26"/>
+          <w:lang w:val="en-US"/>
+        </w:rPr>
+      </w:pPr>
+      <w:r>
+        <w:rPr>
+          <w:rFonts w:ascii="Times New Roman" w:hAnsi="Times New Roman" w:cs="Times New Roman"/>
+          <w:b/>
+          <w:bCs/>
+          <w:sz w:val="26"/>
+          <w:szCs w:val="26"/>
+          <w:lang w:val="en-US"/>
+        </w:rPr>
+        <w:lastRenderedPageBreak/>
+        <w:t>Equi Join:</w:t>
+      </w:r>
+    </w:p>
+    <w:p>
+      <w:pPr>
+        <w:rPr>
+          <w:rFonts w:ascii="Times New Roman" w:hAnsi="Times New Roman" w:cs="Times New Roman"/>
+          <w:lang w:val="en-US"/>
+        </w:rPr>
+      </w:pPr>
+      <w:r>
+        <w:rPr>
+          <w:rFonts w:ascii="Times New Roman" w:hAnsi="Times New Roman" w:cs="Times New Roman"/>
+          <w:lang w:val="en-US"/>
+        </w:rPr>
+        <w:t>Display customer name, account number and account balance.</w:t>
+      </w:r>
+    </w:p>
+    <w:p>
+      <w:pPr>
+        <w:rPr>
+          <w:rFonts w:ascii="Times New Roman" w:hAnsi="Times New Roman" w:cs="Times New Roman"/>
+          <w:b/>
+          <w:bCs/>
+          <w:lang w:val="en-US"/>
+        </w:rPr>
+      </w:pPr>
+      <w:r>
+        <w:rPr>
+          <w:rFonts w:ascii="Times New Roman" w:hAnsi="Times New Roman" w:cs="Times New Roman"/>
+          <w:b/>
+          <w:bCs/>
+          <w:lang w:val="en-US"/>
+        </w:rPr>
+        <w:drawing>
+          <wp:inline distT="0" distB="0" distL="0" distR="0" wp14:anchorId="0B7B2763" wp14:editId="4972DA1E">
+            <wp:extent cx="5731510" cy="3042920"/>
+            <wp:effectExtent l="0" t="0" r="2540" b="5080"/>
+            <wp:docPr id="2056638150" name="Picture 1"/>
+            <wp:cNvGraphicFramePr>
+              <a:graphicFrameLocks xmlns:a="http://schemas.openxmlformats.org/drawingml/2006/main" noChangeAspect="1"/>
+            </wp:cNvGraphicFramePr>
+            <a:graphic xmlns:a="http://schemas.openxmlformats.org/drawingml/2006/main">
+              <a:graphicData uri="http://schemas.openxmlformats.org/drawingml/2006/picture">
+                <pic:pic xmlns:pic="http://schemas.openxmlformats.org/drawingml/2006/picture">
+                  <pic:nvPicPr>
+                    <pic:cNvPr id="2056638150" name=""/>
+                    <pic:cNvPicPr/>
+                  </pic:nvPicPr>
+                  <pic:blipFill>
+                    <a:blip r:embed="rId14"/>
+                    <a:stretch>
+                      <a:fillRect/>
+                    </a:stretch>
+                  </pic:blipFill>
+                  <pic:spPr>
+                    <a:xfrm>
+                      <a:off x="0" y="0"/>
+                      <a:ext cx="5731510" cy="3042920"/>
+                    </a:xfrm>
+                    <a:prstGeom prst="rect">
+                      <a:avLst/>
+                    </a:prstGeom>
+                  </pic:spPr>
+                </pic:pic>
+              </a:graphicData>
+            </a:graphic>
+          </wp:inline>
+        </w:drawing>
+      </w:r>
+    </w:p>
+    <w:p>
+      <w:pPr>
+        <w:rPr>
+          <w:rFonts w:ascii="Times New Roman" w:hAnsi="Times New Roman" w:cs="Times New Roman"/>
+          <w:b/>
+          <w:bCs/>
+          <w:lang w:val="en-US"/>
+        </w:rPr>
+      </w:pPr>
+    </w:p>
+    <w:p>
+      <w:pPr>
+        <w:rPr>
+          <w:rFonts w:ascii="Times New Roman" w:hAnsi="Times New Roman" w:cs="Times New Roman"/>
+          <w:lang w:val="en-US"/>
+        </w:rPr>
+      </w:pPr>
+      <w:r>
+        <w:rPr>
+          <w:rFonts w:ascii="Times New Roman" w:hAnsi="Times New Roman" w:cs="Times New Roman"/>
+          <w:lang w:val="en-US"/>
+        </w:rPr>
+        <w:t>Display customer name, account id, account type and branch id.</w:t>
+      </w:r>
+    </w:p>
+    <w:p>
+      <w:pPr>
+        <w:rPr>
+          <w:rFonts w:ascii="Times New Roman" w:hAnsi="Times New Roman" w:cs="Times New Roman"/>
+          <w:b/>
+          <w:bCs/>
+          <w:lang w:val="en-US"/>
+        </w:rPr>
+      </w:pPr>
+      <w:r>
+        <w:rPr>
+          <w:rFonts w:ascii="Times New Roman" w:hAnsi="Times New Roman" w:cs="Times New Roman"/>
+          <w:b/>
+          <w:bCs/>
+          <w:lang w:val="en-US"/>
+        </w:rPr>
+        <w:drawing>
+          <wp:inline distT="0" distB="0" distL="0" distR="0" wp14:anchorId="0A213958" wp14:editId="01653797">
+            <wp:extent cx="5731510" cy="2723515"/>
+            <wp:effectExtent l="0" t="0" r="2540" b="635"/>
+            <wp:docPr id="889154794" name="Picture 1"/>
+            <wp:cNvGraphicFramePr>
+              <a:graphicFrameLocks xmlns:a="http://schemas.openxmlformats.org/drawingml/2006/main" noChangeAspect="1"/>
+            </wp:cNvGraphicFramePr>
+            <a:graphic xmlns:a="http://schemas.openxmlformats.org/drawingml/2006/main">
+              <a:graphicData uri="http://schemas.openxmlformats.org/drawingml/2006/picture">
+                <pic:pic xmlns:pic="http://schemas.openxmlformats.org/drawingml/2006/picture">
+                  <pic:nvPicPr>
+                    <pic:cNvPr id="889154794" name=""/>
+                    <pic:cNvPicPr/>
+                  </pic:nvPicPr>
+                  <pic:blipFill>
+                    <a:blip r:embed="rId15"/>
+                    <a:stretch>
+                      <a:fillRect/>
+                    </a:stretch>
+                  </pic:blipFill>
+                  <pic:spPr>
+                    <a:xfrm>
+                      <a:off x="0" y="0"/>
+                      <a:ext cx="5731510" cy="2723515"/>
+                    </a:xfrm>
+                    <a:prstGeom prst="rect">
+                      <a:avLst/>
+                    </a:prstGeom>
+                  </pic:spPr>
+                </pic:pic>
+              </a:graphicData>
+            </a:graphic>
+          </wp:inline>
+        </w:drawing>
+      </w:r>
+    </w:p>
+    <w:p>
+      <w:pPr>
+        <w:rPr>
+          <w:rFonts w:ascii="Times New Roman" w:hAnsi="Times New Roman" w:cs="Times New Roman"/>
+          <w:b/>
+          <w:bCs/>
+          <w:lang w:val="en-US"/>
+        </w:rPr>
+      </w:pPr>
+      <w:r>
+        <w:rPr>
+          <w:rFonts w:ascii="Times New Roman" w:hAnsi="Times New Roman" w:cs="Times New Roman"/>
+          <w:b/>
+          <w:bCs/>
+          <w:lang w:val="en-US"/>
+        </w:rPr>
+        <w:br w:type="page"/>
+      </w:r>
+    </w:p>
+    <w:p>
+      <w:pPr>
+        <w:rPr>
+          <w:rFonts w:ascii="Times New Roman" w:hAnsi="Times New Roman" w:cs="Times New Roman"/>
+          <w:lang w:val="en-US"/>
+        </w:rPr>
+      </w:pPr>
+      <w:r>
+        <w:rPr>
+          <w:rFonts w:ascii="Times New Roman" w:hAnsi="Times New Roman" w:cs="Times New Roman"/>
+          <w:lang w:val="en-US"/>
+        </w:rPr>
+        <w:lastRenderedPageBreak/>
+        <w:t>Display</w:t>
+      </w:r>
+      <w:r>
+        <w:rPr>
+          <w:rFonts w:ascii="Times New Roman" w:hAnsi="Times New Roman" w:cs="Times New Roman"/>
+          <w:lang w:val="en-US"/>
+        </w:rPr>
+        <w:t xml:space="preserve"> customer name, account id, account type and branch name.</w:t>
+      </w:r>
+    </w:p>
+    <w:p>
+      <w:pPr>
+        <w:rPr>
+          <w:rFonts w:ascii="Times New Roman" w:hAnsi="Times New Roman" w:cs="Times New Roman"/>
+          <w:lang w:val="en-US"/>
+        </w:rPr>
+      </w:pPr>
+      <w:r>
+        <w:rPr>
+          <w:rFonts w:ascii="Times New Roman" w:hAnsi="Times New Roman" w:cs="Times New Roman"/>
+          <w:lang w:val="en-US"/>
+        </w:rPr>
+        <w:drawing>
+          <wp:inline distT="0" distB="0" distL="0" distR="0" wp14:anchorId="78840E73" wp14:editId="605DC1E7">
+            <wp:extent cx="5731510" cy="2587925"/>
+            <wp:effectExtent l="0" t="0" r="2540" b="3175"/>
+            <wp:docPr id="2041160719" name="Picture 1"/>
+            <wp:cNvGraphicFramePr>
+              <a:graphicFrameLocks xmlns:a="http://schemas.openxmlformats.org/drawingml/2006/main" noChangeAspect="1"/>
+            </wp:cNvGraphicFramePr>
+            <a:graphic xmlns:a="http://schemas.openxmlformats.org/drawingml/2006/main">
+              <a:graphicData uri="http://schemas.openxmlformats.org/drawingml/2006/picture">
+                <pic:pic xmlns:pic="http://schemas.openxmlformats.org/drawingml/2006/picture">
+                  <pic:nvPicPr>
+                    <pic:cNvPr id="2041160719" name=""/>
+                    <pic:cNvPicPr/>
+                  </pic:nvPicPr>
+                  <pic:blipFill>
+                    <a:blip r:embed="rId16"/>
+                    <a:stretch>
+                      <a:fillRect/>
+                    </a:stretch>
+                  </pic:blipFill>
+                  <pic:spPr>
+                    <a:xfrm>
+                      <a:off x="0" y="0"/>
+                      <a:ext cx="5734527" cy="2589287"/>
+                    </a:xfrm>
+                    <a:prstGeom prst="rect">
+                      <a:avLst/>
+                    </a:prstGeom>
+                  </pic:spPr>
+                </pic:pic>
+              </a:graphicData>
+            </a:graphic>
+          </wp:inline>
+        </w:drawing>
+      </w:r>
+    </w:p>
+    <w:p>
+      <w:pPr>
+        <w:rPr>
+          <w:rFonts w:ascii="Times New Roman" w:hAnsi="Times New Roman" w:cs="Times New Roman"/>
+          <w:lang w:val="en-US"/>
+        </w:rPr>
+      </w:pPr>
+    </w:p>
+    <w:p>
+      <w:pPr>
+        <w:rPr>
+          <w:rFonts w:ascii="Times New Roman" w:hAnsi="Times New Roman" w:cs="Times New Roman"/>
+          <w:lang w:val="en-US"/>
+        </w:rPr>
+      </w:pPr>
+      <w:r>
+        <w:rPr>
+          <w:rFonts w:ascii="Times New Roman" w:hAnsi="Times New Roman" w:cs="Times New Roman"/>
+          <w:lang w:val="en-US"/>
+        </w:rPr>
+        <w:t>Display customer name, account id, transaction type and amount.</w:t>
+      </w:r>
+    </w:p>
+    <w:p>
+      <w:pPr>
+        <w:rPr>
+          <w:rFonts w:ascii="Times New Roman" w:hAnsi="Times New Roman" w:cs="Times New Roman"/>
+          <w:lang w:val="en-US"/>
+        </w:rPr>
+      </w:pPr>
+      <w:r>
+        <w:rPr>
+          <w:rFonts w:ascii="Times New Roman" w:hAnsi="Times New Roman" w:cs="Times New Roman"/>
+          <w:lang w:val="en-US"/>
+        </w:rPr>
+        <w:drawing>
+          <wp:inline distT="0" distB="0" distL="0" distR="0" wp14:anchorId="796FF460" wp14:editId="27802285">
+            <wp:extent cx="5731510" cy="2829464"/>
+            <wp:effectExtent l="0" t="0" r="2540" b="9525"/>
+            <wp:docPr id="1505015078" name="Picture 1"/>
+            <wp:cNvGraphicFramePr>
+              <a:graphicFrameLocks xmlns:a="http://schemas.openxmlformats.org/drawingml/2006/main" noChangeAspect="1"/>
+            </wp:cNvGraphicFramePr>
+            <a:graphic xmlns:a="http://schemas.openxmlformats.org/drawingml/2006/main">
+              <a:graphicData uri="http://schemas.openxmlformats.org/drawingml/2006/picture">
+                <pic:pic xmlns:pic="http://schemas.openxmlformats.org/drawingml/2006/picture">
+                  <pic:nvPicPr>
+                    <pic:cNvPr id="1505015078" name=""/>
+                    <pic:cNvPicPr/>
+                  </pic:nvPicPr>
+                  <pic:blipFill>
+                    <a:blip r:embed="rId17"/>
+                    <a:stretch>
+                      <a:fillRect/>
+                    </a:stretch>
+                  </pic:blipFill>
+                  <pic:spPr>
+                    <a:xfrm>
+                      <a:off x="0" y="0"/>
+                      <a:ext cx="5733913" cy="2830650"/>
+                    </a:xfrm>
+                    <a:prstGeom prst="rect">
+                      <a:avLst/>
+                    </a:prstGeom>
+                  </pic:spPr>
+                </pic:pic>
+              </a:graphicData>
+            </a:graphic>
+          </wp:inline>
+        </w:drawing>
+      </w:r>
+    </w:p>
+    <w:p>
+      <w:pPr>
+        <w:rPr>
+          <w:rFonts w:ascii="Times New Roman" w:hAnsi="Times New Roman" w:cs="Times New Roman"/>
+          <w:lang w:val="en-US"/>
+        </w:rPr>
+      </w:pPr>
+    </w:p>
+    <w:p>
+      <w:pPr>
+        <w:rPr>
+          <w:rFonts w:ascii="Times New Roman" w:hAnsi="Times New Roman" w:cs="Times New Roman"/>
+          <w:b/>
+          <w:bCs/>
+          <w:sz w:val="26"/>
+          <w:szCs w:val="26"/>
+          <w:lang w:val="en-US"/>
+        </w:rPr>
+      </w:pPr>
+      <w:r>
+        <w:rPr>
+          <w:rFonts w:ascii="Times New Roman" w:hAnsi="Times New Roman" w:cs="Times New Roman"/>
+          <w:b/>
+          <w:bCs/>
+          <w:sz w:val="26"/>
+          <w:szCs w:val="26"/>
+          <w:lang w:val="en-US"/>
+        </w:rPr>
+        <w:br w:type="page"/>
+      </w:r>
+    </w:p>
+    <w:p>
+      <w:pPr>
+        <w:rPr>
+          <w:rFonts w:ascii="Times New Roman" w:hAnsi="Times New Roman" w:cs="Times New Roman"/>
+          <w:b/>
+          <w:bCs/>
+          <w:sz w:val="26"/>
+          <w:szCs w:val="26"/>
+          <w:lang w:val="en-US"/>
+        </w:rPr>
+      </w:pPr>
+      <w:r>
+        <w:rPr>
+          <w:rFonts w:ascii="Times New Roman" w:hAnsi="Times New Roman" w:cs="Times New Roman"/>
+          <w:b/>
+          <w:bCs/>
+          <w:sz w:val="26"/>
+          <w:szCs w:val="26"/>
+          <w:lang w:val="en-US"/>
+        </w:rPr>
+        <w:lastRenderedPageBreak/>
+        <w:t>Non-Equi Join</w:t>
+      </w:r>
+    </w:p>
+    <w:p>
+      <w:pPr>
+        <w:rPr>
+          <w:rFonts w:ascii="Times New Roman" w:hAnsi="Times New Roman" w:cs="Times New Roman"/>
+          <w:lang w:val="en-US"/>
+        </w:rPr>
+      </w:pPr>
+      <w:r>
+        <w:rPr>
+          <w:rFonts w:ascii="Times New Roman" w:hAnsi="Times New Roman" w:cs="Times New Roman"/>
+          <w:lang w:val="en-US"/>
+        </w:rPr>
+        <w:t>Display account id and account balance along with the transaction amount for all combination where the account balance is greater than the transaction amount.</w:t>
+      </w:r>
+    </w:p>
+    <w:p>
+      <w:pPr>
+        <w:rPr>
+          <w:rFonts w:ascii="Times New Roman" w:hAnsi="Times New Roman" w:cs="Times New Roman"/>
+          <w:lang w:val="en-US"/>
+        </w:rPr>
+      </w:pPr>
+      <w:r>
+        <w:rPr>
+          <w:noProof/>
+        </w:rPr>
+        <w:drawing>
+          <wp:inline distT="0" distB="0" distL="0" distR="0" wp14:anchorId="537BDC34" wp14:editId="4FDD0926">
+            <wp:extent cx="4209691" cy="7158990"/>
+            <wp:effectExtent l="0" t="0" r="635" b="3810"/>
+            <wp:docPr id="495013282" name="Picture 1"/>
+            <wp:cNvGraphicFramePr>
+              <a:graphicFrameLocks xmlns:a="http://schemas.openxmlformats.org/drawingml/2006/main" noChangeAspect="1"/>
+            </wp:cNvGraphicFramePr>
+            <a:graphic xmlns:a="http://schemas.openxmlformats.org/drawingml/2006/main">
+              <a:graphicData uri="http://schemas.openxmlformats.org/drawingml/2006/picture">
+                <pic:pic xmlns:pic="http://schemas.openxmlformats.org/drawingml/2006/picture">
+                  <pic:nvPicPr>
+                    <pic:cNvPr id="495013282" name=""/>
+                    <pic:cNvPicPr/>
+                  </pic:nvPicPr>
+                  <pic:blipFill>
+                    <a:blip r:embed="rId18"/>
+                    <a:stretch>
+                      <a:fillRect/>
+                    </a:stretch>
+                  </pic:blipFill>
+                  <pic:spPr>
+                    <a:xfrm>
+                      <a:off x="0" y="0"/>
+                      <a:ext cx="4217545" cy="7172346"/>
+                    </a:xfrm>
+                    <a:prstGeom prst="rect">
+                      <a:avLst/>
+                    </a:prstGeom>
+                  </pic:spPr>
+                </pic:pic>
+              </a:graphicData>
+            </a:graphic>
+          </wp:inline>
+        </w:drawing>
+      </w:r>
+    </w:p>
+    <w:p>
+      <w:pPr>
+        <w:rPr>
+          <w:rFonts w:ascii="Times New Roman" w:hAnsi="Times New Roman" w:cs="Times New Roman"/>
+          <w:lang w:val="en-US"/>
+        </w:rPr>
+      </w:pPr>
+      <w:r>
+        <w:rPr>
+          <w:rFonts w:ascii="Times New Roman" w:hAnsi="Times New Roman" w:cs="Times New Roman"/>
+          <w:lang w:val="en-US"/>
+        </w:rPr>
+        <w:lastRenderedPageBreak/>
+        <w:drawing>
+          <wp:inline distT="0" distB="0" distL="0" distR="0" wp14:anchorId="68FFB8FE" wp14:editId="3568D405">
+            <wp:extent cx="4000500" cy="8863330"/>
+            <wp:effectExtent l="0" t="0" r="0" b="0"/>
+            <wp:docPr id="608823991" name="Picture 1"/>
+            <wp:cNvGraphicFramePr>
+              <a:graphicFrameLocks xmlns:a="http://schemas.openxmlformats.org/drawingml/2006/main" noChangeAspect="1"/>
+            </wp:cNvGraphicFramePr>
+            <a:graphic xmlns:a="http://schemas.openxmlformats.org/drawingml/2006/main">
+              <a:graphicData uri="http://schemas.openxmlformats.org/drawingml/2006/picture">
+                <pic:pic xmlns:pic="http://schemas.openxmlformats.org/drawingml/2006/picture">
+                  <pic:nvPicPr>
+                    <pic:cNvPr id="608823991" name=""/>
+                    <pic:cNvPicPr/>
+                  </pic:nvPicPr>
+                  <pic:blipFill>
+                    <a:blip r:embed="rId19"/>
+                    <a:stretch>
+                      <a:fillRect/>
+                    </a:stretch>
+                  </pic:blipFill>
+                  <pic:spPr>
+                    <a:xfrm>
+                      <a:off x="0" y="0"/>
+                      <a:ext cx="4000500" cy="8863330"/>
+                    </a:xfrm>
+                    <a:prstGeom prst="rect">
+                      <a:avLst/>
+                    </a:prstGeom>
+                  </pic:spPr>
+                </pic:pic>
+              </a:graphicData>
+            </a:graphic>
+          </wp:inline>
+        </w:drawing>
+      </w:r>
+    </w:p>
+    <w:p>
+      <w:pPr>
+        <w:rPr>
+          <w:rFonts w:ascii="Times New Roman" w:hAnsi="Times New Roman" w:cs="Times New Roman"/>
+          <w:lang w:val="en-US"/>
+        </w:rPr>
+      </w:pPr>
+      <w:r>
+        <w:rPr>
+          <w:rFonts w:ascii="Times New Roman" w:hAnsi="Times New Roman" w:cs="Times New Roman"/>
+          <w:lang w:val="en-US"/>
+        </w:rPr>
+        <w:br w:type="page"/>
+      </w:r>
+      <w:r>
+        <w:rPr>
+          <w:rFonts w:ascii="Times New Roman" w:hAnsi="Times New Roman" w:cs="Times New Roman"/>
+          <w:lang w:val="en-US"/>
+        </w:rPr>
+        <w:lastRenderedPageBreak/>
+        <w:t>Display account id, account opening date, transaction id and transaction date for all the records where the transaction happened after the account was opened.</w:t>
+      </w:r>
+    </w:p>
+    <w:p>
+      <w:pPr>
+        <w:rPr>
+          <w:rFonts w:ascii="Times New Roman" w:hAnsi="Times New Roman" w:cs="Times New Roman"/>
+          <w:lang w:val="en-US"/>
+        </w:rPr>
+      </w:pPr>
+      <w:r>
+        <w:rPr>
+          <w:rFonts w:ascii="Times New Roman" w:hAnsi="Times New Roman" w:cs="Times New Roman"/>
+          <w:lang w:val="en-US"/>
+        </w:rPr>
+        <w:drawing>
+          <wp:inline distT="0" distB="0" distL="0" distR="0" wp14:anchorId="48C53B46" wp14:editId="13E17F1B">
+            <wp:extent cx="5731510" cy="7108190"/>
+            <wp:effectExtent l="0" t="0" r="2540" b="0"/>
+            <wp:docPr id="1621398928" name="Picture 1"/>
+            <wp:cNvGraphicFramePr>
+              <a:graphicFrameLocks xmlns:a="http://schemas.openxmlformats.org/drawingml/2006/main" noChangeAspect="1"/>
+            </wp:cNvGraphicFramePr>
+            <a:graphic xmlns:a="http://schemas.openxmlformats.org/drawingml/2006/main">
+              <a:graphicData uri="http://schemas.openxmlformats.org/drawingml/2006/picture">
+                <pic:pic xmlns:pic="http://schemas.openxmlformats.org/drawingml/2006/picture">
+                  <pic:nvPicPr>
+                    <pic:cNvPr id="1621398928" name=""/>
+                    <pic:cNvPicPr/>
+                  </pic:nvPicPr>
+                  <pic:blipFill>
+                    <a:blip r:embed="rId20"/>
+                    <a:stretch>
+                      <a:fillRect/>
+                    </a:stretch>
+                  </pic:blipFill>
+                  <pic:spPr>
+                    <a:xfrm>
+                      <a:off x="0" y="0"/>
+                      <a:ext cx="5731510" cy="7108190"/>
+                    </a:xfrm>
+                    <a:prstGeom prst="rect">
+                      <a:avLst/>
+                    </a:prstGeom>
+                  </pic:spPr>
+                </pic:pic>
+              </a:graphicData>
+            </a:graphic>
+          </wp:inline>
+        </w:drawing>
+      </w:r>
+    </w:p>
+    <w:p>
+      <w:pPr>
+        <w:rPr>
+          <w:rFonts w:ascii="Times New Roman" w:hAnsi="Times New Roman" w:cs="Times New Roman"/>
+          <w:lang w:val="en-US"/>
+        </w:rPr>
+      </w:pPr>
+      <w:r>
+        <w:rPr>
+          <w:rFonts w:ascii="Times New Roman" w:hAnsi="Times New Roman" w:cs="Times New Roman"/>
+          <w:lang w:val="en-US"/>
+        </w:rPr>
+        <w:br w:type="page"/>
+      </w:r>
+    </w:p>
+    <w:p>
+      <w:pPr>
+        <w:rPr>
+          <w:rFonts w:ascii="Times New Roman" w:hAnsi="Times New Roman" w:cs="Times New Roman"/>
+          <w:lang w:val="en-US"/>
+        </w:rPr>
+      </w:pPr>
+      <w:r>
+        <w:rPr>
+          <w:rFonts w:ascii="Times New Roman" w:hAnsi="Times New Roman" w:cs="Times New Roman"/>
+          <w:lang w:val="en-US"/>
+        </w:rPr>
+        <w:lastRenderedPageBreak/>
+        <w:drawing>
+          <wp:inline distT="0" distB="0" distL="0" distR="0" wp14:anchorId="06676750" wp14:editId="47F30941">
+            <wp:extent cx="5187950" cy="8863330"/>
+            <wp:effectExtent l="0" t="0" r="0" b="0"/>
+            <wp:docPr id="270179181" name="Picture 1"/>
+            <wp:cNvGraphicFramePr>
+              <a:graphicFrameLocks xmlns:a="http://schemas.openxmlformats.org/drawingml/2006/main" noChangeAspect="1"/>
+            </wp:cNvGraphicFramePr>
+            <a:graphic xmlns:a="http://schemas.openxmlformats.org/drawingml/2006/main">
+              <a:graphicData uri="http://schemas.openxmlformats.org/drawingml/2006/picture">
+                <pic:pic xmlns:pic="http://schemas.openxmlformats.org/drawingml/2006/picture">
+                  <pic:nvPicPr>
+                    <pic:cNvPr id="270179181" name=""/>
+                    <pic:cNvPicPr/>
+                  </pic:nvPicPr>
+                  <pic:blipFill>
+                    <a:blip r:embed="rId21"/>
+                    <a:stretch>
+                      <a:fillRect/>
+                    </a:stretch>
+                  </pic:blipFill>
+                  <pic:spPr>
+                    <a:xfrm>
+                      <a:off x="0" y="0"/>
+                      <a:ext cx="5187950" cy="8863330"/>
+                    </a:xfrm>
+                    <a:prstGeom prst="rect">
+                      <a:avLst/>
+                    </a:prstGeom>
+                  </pic:spPr>
+                </pic:pic>
+              </a:graphicData>
+            </a:graphic>
+          </wp:inline>
+        </w:drawing>
+      </w:r>
     </w:p>
     <w:sectPr>
-      <w:footerReference w:type="default" r:id="rId14"/>
+      <w:footerReference w:type="default" r:id="rId22"/>
       <w:pgSz w:w="11906" w:h="16838"/>
       <w:pgMar w:top="1440" w:right="1440" w:bottom="1440" w:left="1440" w:header="708" w:footer="708" w:gutter="0"/>
       <w:cols w:space="708"/>
